--- a/IO_projekt_sprawozdanie.docx
+++ b/IO_projekt_sprawozdanie.docx
@@ -317,27 +317,7 @@
           <w:szCs w:val="28"/>
           <w:lang w:val="pl-PL"/>
         </w:rPr>
-        <w:t xml:space="preserve">Michał </w:t>
-      </w:r>
-      <w:proofErr w:type="spellStart"/>
-      <w:r>
-        <w:rPr>
-          <w:rFonts w:asciiTheme="minorHAnsi" w:hAnsiTheme="minorHAnsi" w:cstheme="minorHAnsi"/>
-          <w:sz w:val="28"/>
-          <w:szCs w:val="28"/>
-          <w:lang w:val="pl-PL"/>
-        </w:rPr>
-        <w:t>Fiłoc</w:t>
-      </w:r>
-      <w:proofErr w:type="spellEnd"/>
-      <w:r>
-        <w:rPr>
-          <w:rFonts w:asciiTheme="minorHAnsi" w:hAnsiTheme="minorHAnsi" w:cstheme="minorHAnsi"/>
-          <w:sz w:val="28"/>
-          <w:szCs w:val="28"/>
-          <w:lang w:val="pl-PL"/>
-        </w:rPr>
-        <w:t xml:space="preserve">, Marek Urban, </w:t>
+        <w:t xml:space="preserve">Michał Fiłoc, Marek Urban, </w:t>
       </w:r>
       <w:r>
         <w:rPr>
@@ -663,14 +643,12 @@
         </w:rPr>
         <w:t xml:space="preserve"> </w:t>
       </w:r>
-      <w:proofErr w:type="spellStart"/>
       <w:r>
         <w:rPr>
           <w:lang w:val="pl-PL"/>
         </w:rPr>
         <w:t>Hordjewicz</w:t>
       </w:r>
-      <w:proofErr w:type="spellEnd"/>
     </w:p>
     <w:p>
       <w:pPr>
@@ -1922,23 +1900,7 @@
           <w:b/>
           <w:bCs/>
         </w:rPr>
-        <w:t xml:space="preserve">Propozycje interfejsu użytkownika (okno główne, menu główne i podręczne, kluczowe formatki dialogowe, </w:t>
-      </w:r>
-      <w:proofErr w:type="gramStart"/>
-      <w:r>
-        <w:rPr>
-          <w:b/>
-          <w:bCs/>
-        </w:rPr>
-        <w:t>itp...</w:t>
-      </w:r>
-      <w:proofErr w:type="gramEnd"/>
-      <w:r>
-        <w:rPr>
-          <w:b/>
-          <w:bCs/>
-        </w:rPr>
-        <w:t>)</w:t>
+        <w:t>Propozycje interfejsu użytkownika (okno główne, menu główne i podręczne, kluczowe formatki dialogowe, itp...)</w:t>
       </w:r>
     </w:p>
     <w:p>
@@ -2045,22 +2007,20 @@
     </w:p>
     <w:p>
       <w:pPr>
+        <w:keepNext/>
         <w:ind w:left="360"/>
-        <w:rPr>
-          <w:b/>
-          <w:bCs/>
-        </w:rPr>
-      </w:pPr>
-      <w:r>
-        <w:rPr>
-          <w:b/>
-          <w:bCs/>
+      </w:pPr>
+      <w:r>
+        <w:rPr>
+          <w:b/>
+          <w:bCs/>
+          <w:noProof/>
         </w:rPr>
         <w:lastRenderedPageBreak/>
         <w:drawing>
-          <wp:inline distT="0" distB="0" distL="0" distR="0" wp14:anchorId="424947BD" wp14:editId="6FC2D433">
-            <wp:extent cx="4991100" cy="3327400"/>
-            <wp:effectExtent l="0" t="0" r="0" b="6350"/>
+          <wp:inline distT="0" distB="0" distL="0" distR="0" wp14:anchorId="424947BD" wp14:editId="354BF11D">
+            <wp:extent cx="5223510" cy="3482340"/>
+            <wp:effectExtent l="0" t="0" r="0" b="3810"/>
             <wp:docPr id="1071041582" name="Obraz 2"/>
             <wp:cNvGraphicFramePr>
               <a:graphicFrameLocks xmlns:a="http://schemas.openxmlformats.org/drawingml/2006/main" noChangeAspect="1"/>
@@ -2090,7 +2050,7 @@
                   <pic:spPr bwMode="auto">
                     <a:xfrm>
                       <a:off x="0" y="0"/>
-                      <a:ext cx="4991100" cy="3327400"/>
+                      <a:ext cx="5223510" cy="3482340"/>
                     </a:xfrm>
                     <a:prstGeom prst="rect">
                       <a:avLst/>
@@ -2106,6 +2066,26 @@
           </wp:inline>
         </w:drawing>
       </w:r>
+    </w:p>
+    <w:p>
+      <w:pPr>
+        <w:pStyle w:val="Legenda"/>
+        <w:rPr>
+          <w:b/>
+          <w:bCs/>
+        </w:rPr>
+      </w:pPr>
+      <w:r>
+        <w:t xml:space="preserve">Wygenerowano przez ChatGPT </w:t>
+      </w:r>
+      <w:fldSimple w:instr=" SEQ Wygenerowano_przez_ChatGPT \* ARABIC ">
+        <w:r>
+          <w:rPr>
+            <w:noProof/>
+          </w:rPr>
+          <w:t>1</w:t>
+        </w:r>
+      </w:fldSimple>
     </w:p>
     <w:p>
       <w:pPr>
@@ -3399,6 +3379,7 @@
   <w:style w:type="character" w:default="1" w:styleId="Domylnaczcionkaakapitu">
     <w:name w:val="Default Paragraph Font"/>
     <w:uiPriority w:val="1"/>
+    <w:semiHidden/>
     <w:unhideWhenUsed/>
   </w:style>
   <w:style w:type="table" w:default="1" w:styleId="Standardowy">
@@ -3765,6 +3746,25 @@
       <w:szCs w:val="16"/>
     </w:rPr>
   </w:style>
+  <w:style w:type="paragraph" w:styleId="Legenda">
+    <w:name w:val="caption"/>
+    <w:basedOn w:val="Normalny"/>
+    <w:next w:val="Normalny"/>
+    <w:uiPriority w:val="35"/>
+    <w:unhideWhenUsed/>
+    <w:qFormat/>
+    <w:rsid w:val="003C26DB"/>
+    <w:pPr>
+      <w:spacing w:after="200" w:line="240" w:lineRule="auto"/>
+    </w:pPr>
+    <w:rPr>
+      <w:i/>
+      <w:iCs/>
+      <w:color w:val="44546A" w:themeColor="text2"/>
+      <w:sz w:val="18"/>
+      <w:szCs w:val="18"/>
+    </w:rPr>
+  </w:style>
 </w:styles>
 </file>
 
@@ -3882,8 +3882,11 @@
   <w:rsids>
     <w:rsidRoot w:val="009E6CE2"/>
     <w:rsid w:val="001851E0"/>
+    <w:rsid w:val="004F7F7B"/>
+    <w:rsid w:val="006C7C53"/>
     <w:rsid w:val="009D42DE"/>
     <w:rsid w:val="009E6CE2"/>
+    <w:rsid w:val="00A111A2"/>
   </w:rsids>
   <m:mathPr>
     <m:mathFont m:val="Cambria Math"/>
